--- a/progress video.docx
+++ b/progress video.docx
@@ -3,46 +3,437 @@
 <w:document xmlns:wpc="http://schemas.microsoft.com/office/word/2010/wordprocessingCanvas" xmlns:cx="http://schemas.microsoft.com/office/drawing/2014/chartex" xmlns:cx1="http://schemas.microsoft.com/office/drawing/2015/9/8/chartex" xmlns:cx2="http://schemas.microsoft.com/office/drawing/2015/10/21/chartex" xmlns:cx3="http://schemas.microsoft.com/office/drawing/2016/5/9/chartex" xmlns:cx4="http://schemas.microsoft.com/office/drawing/2016/5/10/chartex" xmlns:cx5="http://schemas.microsoft.com/office/drawing/2016/5/11/chartex" xmlns:cx6="http://schemas.microsoft.com/office/drawing/2016/5/12/chartex" xmlns:cx7="http://schemas.microsoft.com/office/drawing/2016/5/13/chartex" xmlns:cx8="http://schemas.microsoft.com/office/drawing/2016/5/14/chartex" xmlns:mc="http://schemas.openxmlformats.org/markup-compatibility/2006" xmlns:aink="http://schemas.microsoft.com/office/drawing/2016/ink" xmlns:am3d="http://schemas.microsoft.com/office/drawing/2017/model3d" xmlns:o="urn:schemas-microsoft-com:office:office" xmlns:oel="http://schemas.microsoft.com/office/2019/extlst" xmlns:r="http://schemas.openxmlformats.org/officeDocument/2006/relationships" xmlns:m="http://schemas.openxmlformats.org/officeDocument/2006/math" xmlns:v="urn:schemas-microsoft-com:vml" xmlns:wp14="http://schemas.microsoft.com/office/word/2010/wordprocessingDrawing" xmlns:wp="http://schemas.openxmlformats.org/drawingml/2006/wordprocessingDrawing" xmlns:w10="urn:schemas-microsoft-com:office:word" xmlns:w="http://schemas.openxmlformats.org/wordprocessingml/2006/main" xmlns:w14="http://schemas.microsoft.com/office/word/2010/wordml" xmlns:w15="http://schemas.microsoft.com/office/word/2012/wordml" xmlns:w16cex="http://schemas.microsoft.com/office/word/2018/wordml/cex" xmlns:w16cid="http://schemas.microsoft.com/office/word/2016/wordml/cid" xmlns:w16="http://schemas.microsoft.com/office/word/2018/wordml" xmlns:w16du="http://schemas.microsoft.com/office/word/2023/wordml/word16du" xmlns:w16sdtdh="http://schemas.microsoft.com/office/word/2020/wordml/sdtdatahash" xmlns:w16sdtfl="http://schemas.microsoft.com/office/word/2024/wordml/sdtformatlock" xmlns:w16se="http://schemas.microsoft.com/office/word/2015/wordml/symex" xmlns:wpg="http://schemas.microsoft.com/office/word/2010/wordprocessingGroup" xmlns:wpi="http://schemas.microsoft.com/office/word/2010/wordprocessingInk" xmlns:wne="http://schemas.microsoft.com/office/word/2006/wordml" xmlns:wps="http://schemas.microsoft.com/office/word/2010/wordprocessingShape" mc:Ignorable="w14 w15 w16se w16cid w16 w16cex w16sdtdh w16sdtfl w16du wp14">
   <w:body>
     <w:p>
-      <w:hyperlink r:id="rId4" w:history="1">
-        <w:r>
-          <w:rPr>
-            <w:rStyle w:val="Hyperlink"/>
-          </w:rPr>
-          <w:t>https://youtube.com/shorts/Vu_2df2She4?is=obhp3yVbG91emtTA</w:t>
-        </w:r>
-      </w:hyperlink>
+      <w:pPr>
+        <w:pStyle w:val="ListParagraph"/>
+        <w:numPr>
+          <w:ilvl w:val="0"/>
+          <w:numId w:val="1"/>
+        </w:numPr>
+        <w:spacing w:after="0"/>
+      </w:pPr>
+      <w:r>
+        <w:t>First integrated testing of the robot with tracking and gesture control:</w:t>
+      </w:r>
     </w:p>
-    <w:p/>
     <w:p>
+      <w:pPr>
+        <w:spacing w:after="0"/>
+      </w:pPr>
       <w:hyperlink r:id="rId5" w:history="1">
         <w:r>
           <w:rPr>
             <w:rStyle w:val="Hyperlink"/>
           </w:rPr>
-          <w:t>https://youtube.com/shorts/pi-sGSs_PPs?is=3ANiaFUoSyHpIe5L</w:t>
+          <w:t>https://youtube.com/shorts/Vu_2df2She4?is=</w:t>
+        </w:r>
+        <w:r>
+          <w:rPr>
+            <w:rStyle w:val="Hyperlink"/>
+          </w:rPr>
+          <w:t>o</w:t>
+        </w:r>
+        <w:r>
+          <w:rPr>
+            <w:rStyle w:val="Hyperlink"/>
+          </w:rPr>
+          <w:t>bhp3yVbG91emtTA</w:t>
         </w:r>
       </w:hyperlink>
     </w:p>
-    <w:p/>
     <w:p>
+      <w:pPr>
+        <w:spacing w:after="0"/>
+      </w:pPr>
+    </w:p>
+    <w:p>
+      <w:pPr>
+        <w:pStyle w:val="ListParagraph"/>
+        <w:numPr>
+          <w:ilvl w:val="0"/>
+          <w:numId w:val="1"/>
+        </w:numPr>
+        <w:spacing w:after="0"/>
+      </w:pPr>
+      <w:r>
+        <w:t xml:space="preserve">Testing of the new HW-039 motor drive with the Arduino Giga </w:t>
+      </w:r>
+      <w:proofErr w:type="spellStart"/>
+      <w:r>
+        <w:t>Wifi</w:t>
+      </w:r>
+      <w:proofErr w:type="spellEnd"/>
+      <w:r>
+        <w:t xml:space="preserve"> with Display Shield:</w:t>
+      </w:r>
+    </w:p>
+    <w:p>
+      <w:pPr>
+        <w:spacing w:after="0"/>
+      </w:pPr>
       <w:hyperlink r:id="rId6" w:history="1">
         <w:r>
           <w:rPr>
             <w:rStyle w:val="Hyperlink"/>
           </w:rPr>
-          <w:t>https://youtu.be/37fOIxBznn0?feature=shared</w:t>
+          <w:t>https://youtube.com/shorts/pi-sG</w:t>
+        </w:r>
+        <w:r>
+          <w:rPr>
+            <w:rStyle w:val="Hyperlink"/>
+          </w:rPr>
+          <w:t>S</w:t>
+        </w:r>
+        <w:r>
+          <w:rPr>
+            <w:rStyle w:val="Hyperlink"/>
+          </w:rPr>
+          <w:t>s_PPs?is=3ANiaFU</w:t>
+        </w:r>
+        <w:r>
+          <w:rPr>
+            <w:rStyle w:val="Hyperlink"/>
+          </w:rPr>
+          <w:t>o</w:t>
+        </w:r>
+        <w:r>
+          <w:rPr>
+            <w:rStyle w:val="Hyperlink"/>
+          </w:rPr>
+          <w:t>SyHpIe5L</w:t>
         </w:r>
       </w:hyperlink>
     </w:p>
-    <w:p/>
+    <w:p>
+      <w:pPr>
+        <w:spacing w:after="0"/>
+      </w:pPr>
+    </w:p>
+    <w:p>
+      <w:pPr>
+        <w:pStyle w:val="ListParagraph"/>
+        <w:numPr>
+          <w:ilvl w:val="0"/>
+          <w:numId w:val="1"/>
+        </w:numPr>
+        <w:spacing w:after="0"/>
+      </w:pPr>
+      <w:r>
+        <w:t>Testing of integrated robot without motor driver:</w:t>
+      </w:r>
+    </w:p>
+    <w:p>
+      <w:pPr>
+        <w:spacing w:after="0"/>
+      </w:pPr>
+      <w:hyperlink r:id="rId7" w:history="1">
+        <w:r>
+          <w:rPr>
+            <w:rStyle w:val="Hyperlink"/>
+          </w:rPr>
+          <w:t>https://youtube.com/shorts/Ar01wZ8LDd</w:t>
+        </w:r>
+        <w:r>
+          <w:rPr>
+            <w:rStyle w:val="Hyperlink"/>
+          </w:rPr>
+          <w:t>o</w:t>
+        </w:r>
+        <w:r>
+          <w:rPr>
+            <w:rStyle w:val="Hyperlink"/>
+          </w:rPr>
+          <w:t>?feature=shared</w:t>
+        </w:r>
+      </w:hyperlink>
+    </w:p>
+    <w:p>
+      <w:pPr>
+        <w:spacing w:after="0"/>
+      </w:pPr>
+    </w:p>
+    <w:p>
+      <w:pPr>
+        <w:pStyle w:val="ListParagraph"/>
+        <w:numPr>
+          <w:ilvl w:val="0"/>
+          <w:numId w:val="1"/>
+        </w:numPr>
+        <w:shd w:val="clear" w:color="auto" w:fill="FFFFFF"/>
+        <w:spacing w:after="0"/>
+        <w:ind w:right="120"/>
+        <w:outlineLvl w:val="1"/>
+        <w:rPr>
+          <w:rFonts w:eastAsia="Times New Roman" w:cs="Times New Roman"/>
+          <w:color w:val="0F0F0F"/>
+          <w:kern w:val="0"/>
+          <w14:ligatures w14:val="none"/>
+        </w:rPr>
+      </w:pPr>
+      <w:r>
+        <w:rPr>
+          <w:rFonts w:eastAsia="Times New Roman" w:cs="Times New Roman"/>
+          <w:color w:val="0F0F0F"/>
+          <w:kern w:val="0"/>
+          <w:bdr w:val="none" w:sz="0" w:space="0" w:color="auto" w:frame="1"/>
+          <w14:ligatures w14:val="none"/>
+        </w:rPr>
+        <w:t xml:space="preserve">Testing of the </w:t>
+      </w:r>
+      <w:proofErr w:type="spellStart"/>
+      <w:r>
+        <w:rPr>
+          <w:rFonts w:eastAsia="Times New Roman" w:cs="Times New Roman"/>
+          <w:color w:val="0F0F0F"/>
+          <w:kern w:val="0"/>
+          <w:bdr w:val="none" w:sz="0" w:space="0" w:color="auto" w:frame="1"/>
+          <w14:ligatures w14:val="none"/>
+        </w:rPr>
+        <w:t>gps</w:t>
+      </w:r>
+      <w:proofErr w:type="spellEnd"/>
+      <w:r>
+        <w:rPr>
+          <w:rFonts w:eastAsia="Times New Roman" w:cs="Times New Roman"/>
+          <w:color w:val="0F0F0F"/>
+          <w:kern w:val="0"/>
+          <w:bdr w:val="none" w:sz="0" w:space="0" w:color="auto" w:frame="1"/>
+          <w14:ligatures w14:val="none"/>
+        </w:rPr>
+        <w:t xml:space="preserve"> on </w:t>
+      </w:r>
+      <w:proofErr w:type="spellStart"/>
+      <w:r>
+        <w:rPr>
+          <w:rFonts w:eastAsia="Times New Roman" w:cs="Times New Roman"/>
+          <w:color w:val="0F0F0F"/>
+          <w:kern w:val="0"/>
+          <w:bdr w:val="none" w:sz="0" w:space="0" w:color="auto" w:frame="1"/>
+          <w14:ligatures w14:val="none"/>
+        </w:rPr>
+        <w:t>arduino</w:t>
+      </w:r>
+      <w:proofErr w:type="spellEnd"/>
+      <w:r>
+        <w:rPr>
+          <w:rFonts w:eastAsia="Times New Roman" w:cs="Times New Roman"/>
+          <w:color w:val="0F0F0F"/>
+          <w:kern w:val="0"/>
+          <w:bdr w:val="none" w:sz="0" w:space="0" w:color="auto" w:frame="1"/>
+          <w14:ligatures w14:val="none"/>
+        </w:rPr>
+        <w:t xml:space="preserve"> giga </w:t>
+      </w:r>
+      <w:proofErr w:type="spellStart"/>
+      <w:r>
+        <w:rPr>
+          <w:rFonts w:eastAsia="Times New Roman" w:cs="Times New Roman"/>
+          <w:color w:val="0F0F0F"/>
+          <w:kern w:val="0"/>
+          <w:bdr w:val="none" w:sz="0" w:space="0" w:color="auto" w:frame="1"/>
+          <w14:ligatures w14:val="none"/>
+        </w:rPr>
+        <w:t>wifi</w:t>
+      </w:r>
+      <w:proofErr w:type="spellEnd"/>
+      <w:r>
+        <w:rPr>
+          <w:rFonts w:eastAsia="Times New Roman" w:cs="Times New Roman"/>
+          <w:color w:val="0F0F0F"/>
+          <w:kern w:val="0"/>
+          <w:bdr w:val="none" w:sz="0" w:space="0" w:color="auto" w:frame="1"/>
+          <w14:ligatures w14:val="none"/>
+        </w:rPr>
+        <w:t xml:space="preserve"> with display shield and the ultrasonic sensors</w:t>
+      </w:r>
+      <w:r>
+        <w:rPr>
+          <w:rFonts w:eastAsia="Times New Roman" w:cs="Times New Roman"/>
+          <w:color w:val="0F0F0F"/>
+          <w:kern w:val="0"/>
+          <w:bdr w:val="none" w:sz="0" w:space="0" w:color="auto" w:frame="1"/>
+          <w14:ligatures w14:val="none"/>
+        </w:rPr>
+        <w:t>:</w:t>
+      </w:r>
+    </w:p>
+    <w:p>
+      <w:pPr>
+        <w:spacing w:after="0"/>
+      </w:pPr>
+      <w:hyperlink r:id="rId8" w:history="1">
+        <w:r>
+          <w:rPr>
+            <w:rStyle w:val="Hyperlink"/>
+          </w:rPr>
+          <w:t>https://youtube.com/shorts/qwfw</w:t>
+        </w:r>
+        <w:r>
+          <w:rPr>
+            <w:rStyle w:val="Hyperlink"/>
+          </w:rPr>
+          <w:t>G</w:t>
+        </w:r>
+        <w:r>
+          <w:rPr>
+            <w:rStyle w:val="Hyperlink"/>
+          </w:rPr>
+          <w:t>o_L868?feature=shared</w:t>
+        </w:r>
+      </w:hyperlink>
+    </w:p>
+    <w:p>
+      <w:pPr>
+        <w:spacing w:after="0"/>
+      </w:pPr>
+    </w:p>
+    <w:p>
+      <w:pPr>
+        <w:pStyle w:val="ListParagraph"/>
+        <w:numPr>
+          <w:ilvl w:val="0"/>
+          <w:numId w:val="1"/>
+        </w:numPr>
+        <w:spacing w:after="0"/>
+      </w:pPr>
+      <w:r>
+        <w:t>Flask dashboard testing:</w:t>
+      </w:r>
+    </w:p>
+    <w:p>
+      <w:pPr>
+        <w:spacing w:after="0"/>
+      </w:pPr>
+      <w:hyperlink r:id="rId9" w:history="1">
+        <w:r>
+          <w:rPr>
+            <w:rStyle w:val="Hyperlink"/>
+          </w:rPr>
+          <w:t>https://youtu.be/5SBcQ7Y</w:t>
+        </w:r>
+        <w:r>
+          <w:rPr>
+            <w:rStyle w:val="Hyperlink"/>
+          </w:rPr>
+          <w:t>L</w:t>
+        </w:r>
+        <w:r>
+          <w:rPr>
+            <w:rStyle w:val="Hyperlink"/>
+          </w:rPr>
+          <w:t>PbM?feature=shared</w:t>
+        </w:r>
+      </w:hyperlink>
+    </w:p>
+    <w:p>
+      <w:pPr>
+        <w:spacing w:after="0"/>
+      </w:pPr>
+    </w:p>
     <w:sectPr>
       <w:pgSz w:w="11906" w:h="16838"/>
-      <w:pgMar w:top="1440" w:right="1440" w:bottom="1440" w:left="1440" w:header="708" w:footer="708" w:gutter="0"/>
+      <w:pgMar w:top="1440" w:right="851" w:bottom="1440" w:left="851" w:header="709" w:footer="709" w:gutter="0"/>
       <w:cols w:space="708"/>
       <w:docGrid w:linePitch="360"/>
     </w:sectPr>
   </w:body>
 </w:document>
+</file>
+
+<file path=word/numbering.xml><?xml version="1.0" encoding="utf-8"?>
+<w:numbering xmlns:wpc="http://schemas.microsoft.com/office/word/2010/wordprocessingCanvas" xmlns:cx="http://schemas.microsoft.com/office/drawing/2014/chartex" xmlns:cx1="http://schemas.microsoft.com/office/drawing/2015/9/8/chartex" xmlns:cx2="http://schemas.microsoft.com/office/drawing/2015/10/21/chartex" xmlns:cx3="http://schemas.microsoft.com/office/drawing/2016/5/9/chartex" xmlns:cx4="http://schemas.microsoft.com/office/drawing/2016/5/10/chartex" xmlns:cx5="http://schemas.microsoft.com/office/drawing/2016/5/11/chartex" xmlns:cx6="http://schemas.microsoft.com/office/drawing/2016/5/12/chartex" xmlns:cx7="http://schemas.microsoft.com/office/drawing/2016/5/13/chartex" xmlns:cx8="http://schemas.microsoft.com/office/drawing/2016/5/14/chartex" xmlns:mc="http://schemas.openxmlformats.org/markup-compatibility/2006" xmlns:aink="http://schemas.microsoft.com/office/drawing/2016/ink" xmlns:am3d="http://schemas.microsoft.com/office/drawing/2017/model3d" xmlns:o="urn:schemas-microsoft-com:office:office" xmlns:oel="http://schemas.microsoft.com/office/2019/extlst" xmlns:r="http://schemas.openxmlformats.org/officeDocument/2006/relationships" xmlns:m="http://schemas.openxmlformats.org/officeDocument/2006/math" xmlns:v="urn:schemas-microsoft-com:vml" xmlns:wp14="http://schemas.microsoft.com/office/word/2010/wordprocessingDrawing" xmlns:wp="http://schemas.openxmlformats.org/drawingml/2006/wordprocessingDrawing" xmlns:w10="urn:schemas-microsoft-com:office:word" xmlns:w="http://schemas.openxmlformats.org/wordprocessingml/2006/main" xmlns:w14="http://schemas.microsoft.com/office/word/2010/wordml" xmlns:w15="http://schemas.microsoft.com/office/word/2012/wordml" xmlns:w16cex="http://schemas.microsoft.com/office/word/2018/wordml/cex" xmlns:w16cid="http://schemas.microsoft.com/office/word/2016/wordml/cid" xmlns:w16="http://schemas.microsoft.com/office/word/2018/wordml" xmlns:w16du="http://schemas.microsoft.com/office/word/2023/wordml/word16du" xmlns:w16sdtdh="http://schemas.microsoft.com/office/word/2020/wordml/sdtdatahash" xmlns:w16sdtfl="http://schemas.microsoft.com/office/word/2024/wordml/sdtformatlock" xmlns:w16se="http://schemas.microsoft.com/office/word/2015/wordml/symex" xmlns:wpg="http://schemas.microsoft.com/office/word/2010/wordprocessingGroup" xmlns:wpi="http://schemas.microsoft.com/office/word/2010/wordprocessingInk" xmlns:wne="http://schemas.microsoft.com/office/word/2006/wordml" xmlns:wps="http://schemas.microsoft.com/office/word/2010/wordprocessingShape" mc:Ignorable="w14 w15 w16se w16cid w16 w16cex w16sdtdh w16sdtfl w16du wp14">
+  <w:abstractNum w:abstractNumId="0" w15:restartNumberingAfterBreak="0">
+    <w:nsid w:val="7A5D0F42"/>
+    <w:multiLevelType w:val="hybridMultilevel"/>
+    <w:tmpl w:val="DAAA59CA"/>
+    <w:lvl w:ilvl="0" w:tplc="48090011">
+      <w:start w:val="1"/>
+      <w:numFmt w:val="decimal"/>
+      <w:lvlText w:val="%1)"/>
+      <w:lvlJc w:val="left"/>
+      <w:pPr>
+        <w:ind w:left="360" w:hanging="360"/>
+      </w:pPr>
+      <w:rPr>
+        <w:rFonts w:hint="default"/>
+      </w:rPr>
+    </w:lvl>
+    <w:lvl w:ilvl="1" w:tplc="48090019" w:tentative="1">
+      <w:start w:val="1"/>
+      <w:numFmt w:val="lowerLetter"/>
+      <w:lvlText w:val="%2."/>
+      <w:lvlJc w:val="left"/>
+      <w:pPr>
+        <w:ind w:left="1080" w:hanging="360"/>
+      </w:pPr>
+    </w:lvl>
+    <w:lvl w:ilvl="2" w:tplc="4809001B" w:tentative="1">
+      <w:start w:val="1"/>
+      <w:numFmt w:val="lowerRoman"/>
+      <w:lvlText w:val="%3."/>
+      <w:lvlJc w:val="right"/>
+      <w:pPr>
+        <w:ind w:left="1800" w:hanging="180"/>
+      </w:pPr>
+    </w:lvl>
+    <w:lvl w:ilvl="3" w:tplc="4809000F" w:tentative="1">
+      <w:start w:val="1"/>
+      <w:numFmt w:val="decimal"/>
+      <w:lvlText w:val="%4."/>
+      <w:lvlJc w:val="left"/>
+      <w:pPr>
+        <w:ind w:left="2520" w:hanging="360"/>
+      </w:pPr>
+    </w:lvl>
+    <w:lvl w:ilvl="4" w:tplc="48090019" w:tentative="1">
+      <w:start w:val="1"/>
+      <w:numFmt w:val="lowerLetter"/>
+      <w:lvlText w:val="%5."/>
+      <w:lvlJc w:val="left"/>
+      <w:pPr>
+        <w:ind w:left="3240" w:hanging="360"/>
+      </w:pPr>
+    </w:lvl>
+    <w:lvl w:ilvl="5" w:tplc="4809001B" w:tentative="1">
+      <w:start w:val="1"/>
+      <w:numFmt w:val="lowerRoman"/>
+      <w:lvlText w:val="%6."/>
+      <w:lvlJc w:val="right"/>
+      <w:pPr>
+        <w:ind w:left="3960" w:hanging="180"/>
+      </w:pPr>
+    </w:lvl>
+    <w:lvl w:ilvl="6" w:tplc="4809000F" w:tentative="1">
+      <w:start w:val="1"/>
+      <w:numFmt w:val="decimal"/>
+      <w:lvlText w:val="%7."/>
+      <w:lvlJc w:val="left"/>
+      <w:pPr>
+        <w:ind w:left="4680" w:hanging="360"/>
+      </w:pPr>
+    </w:lvl>
+    <w:lvl w:ilvl="7" w:tplc="48090019" w:tentative="1">
+      <w:start w:val="1"/>
+      <w:numFmt w:val="lowerLetter"/>
+      <w:lvlText w:val="%8."/>
+      <w:lvlJc w:val="left"/>
+      <w:pPr>
+        <w:ind w:left="5400" w:hanging="360"/>
+      </w:pPr>
+    </w:lvl>
+    <w:lvl w:ilvl="8" w:tplc="4809001B" w:tentative="1">
+      <w:start w:val="1"/>
+      <w:numFmt w:val="lowerRoman"/>
+      <w:lvlText w:val="%9."/>
+      <w:lvlJc w:val="right"/>
+      <w:pPr>
+        <w:ind w:left="6120" w:hanging="180"/>
+      </w:pPr>
+    </w:lvl>
+  </w:abstractNum>
+  <w:num w:numId="1" w16cid:durableId="527912223">
+    <w:abstractNumId w:val="0"/>
+  </w:num>
+</w:numbering>
 </file>
 
 <file path=word/styles.xml><?xml version="1.0" encoding="utf-8"?>
@@ -473,7 +864,6 @@
     <w:next w:val="Normal"/>
     <w:link w:val="Heading2Char"/>
     <w:uiPriority w:val="9"/>
-    <w:semiHidden/>
     <w:unhideWhenUsed/>
     <w:qFormat/>
     <w:rsid w:val="00EB4462"/>
@@ -690,7 +1080,6 @@
     <w:basedOn w:val="DefaultParagraphFont"/>
     <w:link w:val="Heading2"/>
     <w:uiPriority w:val="9"/>
-    <w:semiHidden/>
     <w:rsid w:val="00EB4462"/>
     <w:rPr>
       <w:rFonts w:asciiTheme="majorHAnsi" w:eastAsiaTheme="majorEastAsia" w:hAnsiTheme="majorHAnsi" w:cstheme="majorBidi"/>
@@ -984,6 +1373,23 @@
       <w:color w:val="605E5C"/>
       <w:shd w:val="clear" w:color="auto" w:fill="E1DFDD"/>
     </w:rPr>
+  </w:style>
+  <w:style w:type="character" w:styleId="FollowedHyperlink">
+    <w:name w:val="FollowedHyperlink"/>
+    <w:basedOn w:val="DefaultParagraphFont"/>
+    <w:uiPriority w:val="99"/>
+    <w:semiHidden/>
+    <w:unhideWhenUsed/>
+    <w:rsid w:val="008274DD"/>
+    <w:rPr>
+      <w:color w:val="96607D" w:themeColor="followedHyperlink"/>
+      <w:u w:val="single"/>
+    </w:rPr>
+  </w:style>
+  <w:style w:type="character" w:customStyle="1" w:styleId="ytattributedstringhost">
+    <w:name w:val="ytattributedstringhost"/>
+    <w:basedOn w:val="DefaultParagraphFont"/>
+    <w:rsid w:val="0063123D"/>
   </w:style>
 </w:styles>
 </file>
